--- a/www/content/abdomen-pelvis/Seminal vesicles and ejaculatory ducts.docx
+++ b/www/content/abdomen-pelvis/Seminal vesicles and ejaculatory ducts.docx
@@ -51,10 +51,7 @@
     </w:p>
     <w:p>
       <w:r>
-        <w:t>Medial:</w:t>
-      </w:r>
-      <w:r>
-        <w:t xml:space="preserve"> ductus deferens </w:t>
+        <w:t xml:space="preserve">Medial: ductus deferens </w:t>
       </w:r>
     </w:p>
     <w:p>
@@ -81,26 +78,32 @@
       </w:r>
     </w:p>
     <w:p>
-      <w:pPr>
-        <w:pStyle w:val="Heading2"/>
-      </w:pPr>
+      <w:r>
+        <w:t>[WARNING]</w:t>
+      </w:r>
       <w:r>
         <w:t>Interesting fact</w:t>
       </w:r>
-    </w:p>
-    <w:p>
+      <w:r>
+        <w:t xml:space="preserve">: </w:t>
+      </w:r>
       <w:r>
         <w:t>Seminal vesicles are present only in herbivorous animals.</w:t>
       </w:r>
-    </w:p>
-    <w:p>
-      <w:r>
-        <w:t xml:space="preserve">All carnivorous animals do not have seminal vesicles </w:t>
-      </w:r>
-    </w:p>
-    <w:p>
+      <w:r>
+        <w:t xml:space="preserve"> </w:t>
+      </w:r>
+      <w:r>
+        <w:t>All carnivorous animals do not have seminal vesicles</w:t>
+      </w:r>
+      <w:r>
+        <w:t xml:space="preserve">. </w:t>
+      </w:r>
       <w:r>
         <w:t xml:space="preserve">This is one of the anatomical factors pointing the vegetarian-ness of the humans </w:t>
+      </w:r>
+      <w:r>
+        <w:t>ALONG WITH</w:t>
       </w:r>
     </w:p>
     <w:p>
@@ -176,156 +179,13 @@
       </w:r>
     </w:p>
     <w:p>
-      <w:pPr>
-        <w:pStyle w:val="Heading2"/>
-      </w:pPr>
-      <w:r>
-        <w:t>Corresponding structure in females</w:t>
-      </w:r>
-    </w:p>
-    <w:p>
-      <w:r>
-        <w:t>Skene glands / paraurethral glands / female prostate</w:t>
-      </w:r>
-    </w:p>
-    <w:p>
-      <w:pPr>
-        <w:pStyle w:val="Heading2"/>
-      </w:pPr>
-      <w:r>
-        <w:t>Blood and nerve supply</w:t>
-      </w:r>
-    </w:p>
-    <w:p>
-      <w:r>
-        <w:t xml:space="preserve">Arterial </w:t>
-      </w:r>
-      <w:r>
-        <w:t>supply:</w:t>
-      </w:r>
-      <w:r>
-        <w:t xml:space="preserve"> from </w:t>
-      </w:r>
-      <w:proofErr w:type="spellStart"/>
-      <w:r>
-        <w:t>vesiculodeferential</w:t>
-      </w:r>
-      <w:proofErr w:type="spellEnd"/>
-      <w:r>
-        <w:t xml:space="preserve"> artery</w:t>
-      </w:r>
-    </w:p>
-    <w:p>
-      <w:r>
-        <w:t xml:space="preserve">Veins: drain into prostatic plexus of veins </w:t>
-      </w:r>
-    </w:p>
-    <w:p>
-      <w:r>
-        <w:t>Innervation: hypogastric nerve</w:t>
-      </w:r>
-    </w:p>
-    <w:p>
-      <w:pPr>
-        <w:pStyle w:val="Heading2"/>
-      </w:pPr>
-      <w:r>
-        <w:lastRenderedPageBreak/>
-        <w:t>Ejaculatory duct</w:t>
-      </w:r>
-    </w:p>
-    <w:p>
-      <w:pPr>
-        <w:pStyle w:val="Heading3"/>
-      </w:pPr>
-      <w:r>
-        <w:t>Formation</w:t>
-      </w:r>
-    </w:p>
-    <w:p>
-      <w:r>
-        <w:t>By union of ampulla of ductus deferens and distal part of seminal vesicle</w:t>
-      </w:r>
-    </w:p>
-    <w:p>
-      <w:pPr>
-        <w:pStyle w:val="Heading3"/>
-      </w:pPr>
-      <w:r>
-        <w:t>Dimensions</w:t>
-      </w:r>
-    </w:p>
-    <w:p>
-      <w:r>
-        <w:t>2 cm length and 1 mm diameter</w:t>
-      </w:r>
-    </w:p>
-    <w:p>
-      <w:pPr>
-        <w:pStyle w:val="Heading3"/>
-      </w:pPr>
-      <w:r>
-        <w:t>Course and termination</w:t>
-      </w:r>
-    </w:p>
-    <w:p>
-      <w:r>
-        <w:t xml:space="preserve">Passes distally through the prostate </w:t>
-      </w:r>
-    </w:p>
-    <w:p>
-      <w:r>
-        <w:t xml:space="preserve">End as small opening on either side of </w:t>
-      </w:r>
-      <w:proofErr w:type="spellStart"/>
-      <w:r>
-        <w:t>verumonatum</w:t>
-      </w:r>
-      <w:proofErr w:type="spellEnd"/>
-      <w:r>
-        <w:t xml:space="preserve"> of urethral ridge</w:t>
-      </w:r>
-    </w:p>
-    <w:p>
-      <w:pPr>
-        <w:pStyle w:val="Heading3"/>
-      </w:pPr>
-      <w:r>
-        <w:t>Retrograde ejaculation</w:t>
-      </w:r>
-    </w:p>
-    <w:p>
-      <w:r>
-        <w:t xml:space="preserve">Smooth muscle of the prostatic urethra prevents the retrograde ejaculation </w:t>
-      </w:r>
-    </w:p>
-    <w:p>
-      <w:r>
-        <w:t xml:space="preserve">There </w:t>
-      </w:r>
-      <w:r>
-        <w:t>is</w:t>
-      </w:r>
-      <w:r>
-        <w:t xml:space="preserve"> no mechanism detailed in the ejaculatory duct preventing retrograde ejaculation. </w:t>
-      </w:r>
-    </w:p>
-    <w:p>
-      <w:r>
-        <w:t>Curvy shape of the ejaculatory duct, aided (possibly by) a fold of mucosa, acting as valve, may be additional factors preventing retrograde ejaculation.</w:t>
-      </w:r>
-    </w:p>
-    <w:p>
-      <w:r>
-        <w:rPr>
-          <w:noProof/>
-        </w:rPr>
+      <w:r>
         <w:lastRenderedPageBreak/>
         <w:drawing>
-          <wp:inline distT="0" distB="0" distL="0" distR="0" wp14:anchorId="172E7EAF" wp14:editId="23C61267">
-            <wp:extent cx="5676900" cy="4991100"/>
-            <wp:effectExtent l="0" t="0" r="0" b="0"/>
-            <wp:docPr id="1720133486" name="Picture 1" descr="Image"/>
+          <wp:inline distT="0" distB="0" distL="0" distR="0" wp14:anchorId="46C38944" wp14:editId="37C4B2CC">
+            <wp:extent cx="5690089" cy="4932045"/>
+            <wp:effectExtent l="0" t="0" r="6350" b="1905"/>
+            <wp:docPr id="1327181048" name="Picture 1"/>
             <wp:cNvGraphicFramePr>
               <a:graphicFrameLocks xmlns:a="http://schemas.openxmlformats.org/drawingml/2006/main" noChangeAspect="1"/>
             </wp:cNvGraphicFramePr>
@@ -333,20 +193,12 @@
               <a:graphicData uri="http://schemas.openxmlformats.org/drawingml/2006/picture">
                 <pic:pic xmlns:pic="http://schemas.openxmlformats.org/drawingml/2006/picture">
                   <pic:nvPicPr>
-                    <pic:cNvPr id="0" name="Picture 10" descr="Image"/>
-                    <pic:cNvPicPr>
-                      <a:picLocks noChangeAspect="1" noChangeArrowheads="1"/>
-                    </pic:cNvPicPr>
+                    <pic:cNvPr id="1327181048" name=""/>
+                    <pic:cNvPicPr/>
                   </pic:nvPicPr>
-                  <pic:blipFill>
-                    <a:blip r:embed="rId5">
-                      <a:extLst>
-                        <a:ext uri="{28A0092B-C50C-407E-A947-70E740481C1C}">
-                          <a14:useLocalDpi xmlns:a14="http://schemas.microsoft.com/office/drawing/2010/main" val="0"/>
-                        </a:ext>
-                      </a:extLst>
-                    </a:blip>
-                    <a:srcRect/>
+                  <pic:blipFill rotWithShape="1">
+                    <a:blip r:embed="rId5"/>
+                    <a:srcRect l="511" t="1167" r="204" b="584"/>
                     <a:stretch>
                       <a:fillRect/>
                     </a:stretch>
@@ -354,15 +206,19 @@
                   <pic:spPr bwMode="auto">
                     <a:xfrm>
                       <a:off x="0" y="0"/>
-                      <a:ext cx="5676900" cy="4991100"/>
+                      <a:ext cx="5690479" cy="4932383"/>
                     </a:xfrm>
                     <a:prstGeom prst="rect">
                       <a:avLst/>
                     </a:prstGeom>
-                    <a:noFill/>
                     <a:ln>
                       <a:noFill/>
                     </a:ln>
+                    <a:extLst>
+                      <a:ext uri="{53640926-AAD7-44D8-BBD7-CCE9431645EC}">
+                        <a14:shadowObscured xmlns:a14="http://schemas.microsoft.com/office/drawing/2010/main"/>
+                      </a:ext>
+                    </a:extLst>
                   </pic:spPr>
                 </pic:pic>
               </a:graphicData>
@@ -371,6 +227,156 @@
         </w:drawing>
       </w:r>
     </w:p>
+    <w:p>
+      <w:pPr>
+        <w:pStyle w:val="Heading2"/>
+      </w:pPr>
+      <w:r>
+        <w:t>Corresponding structure in females</w:t>
+      </w:r>
+    </w:p>
+    <w:p>
+      <w:r>
+        <w:t>Skene glands / paraurethral glands / female prostate</w:t>
+      </w:r>
+    </w:p>
+    <w:p>
+      <w:pPr>
+        <w:pStyle w:val="Heading2"/>
+      </w:pPr>
+      <w:r>
+        <w:t>Blood and nerve supply</w:t>
+      </w:r>
+    </w:p>
+    <w:p>
+      <w:r>
+        <w:t xml:space="preserve">Arterial supply: from </w:t>
+      </w:r>
+      <w:proofErr w:type="spellStart"/>
+      <w:r>
+        <w:t>vesiculodeferential</w:t>
+      </w:r>
+      <w:proofErr w:type="spellEnd"/>
+      <w:r>
+        <w:t xml:space="preserve"> artery</w:t>
+      </w:r>
+    </w:p>
+    <w:p>
+      <w:r>
+        <w:t xml:space="preserve">Veins: drain into prostatic plexus of veins </w:t>
+      </w:r>
+    </w:p>
+    <w:p>
+      <w:r>
+        <w:t>Innervation: hypogastric nerve</w:t>
+      </w:r>
+    </w:p>
+    <w:p>
+      <w:pPr>
+        <w:pStyle w:val="Heading2"/>
+      </w:pPr>
+      <w:r>
+        <w:t>Ejaculatory duct</w:t>
+      </w:r>
+    </w:p>
+    <w:p>
+      <w:pPr>
+        <w:pStyle w:val="Heading3"/>
+      </w:pPr>
+      <w:r>
+        <w:t>Formation</w:t>
+      </w:r>
+    </w:p>
+    <w:p>
+      <w:r>
+        <w:t>By union of ampulla of ductus deferens and distal part of seminal vesicle</w:t>
+      </w:r>
+    </w:p>
+    <w:p>
+      <w:pPr>
+        <w:pStyle w:val="Heading3"/>
+      </w:pPr>
+      <w:r>
+        <w:t>Dimensions</w:t>
+      </w:r>
+    </w:p>
+    <w:p>
+      <w:r>
+        <w:t>2 cm length and 1 mm diameter</w:t>
+      </w:r>
+    </w:p>
+    <w:p>
+      <w:pPr>
+        <w:pStyle w:val="Heading3"/>
+      </w:pPr>
+      <w:r>
+        <w:lastRenderedPageBreak/>
+        <w:t>Course and termination</w:t>
+      </w:r>
+    </w:p>
+    <w:p>
+      <w:r>
+        <w:t xml:space="preserve">Passes distally through the prostate </w:t>
+      </w:r>
+    </w:p>
+    <w:p>
+      <w:r>
+        <w:t xml:space="preserve">End as small opening on either side of </w:t>
+      </w:r>
+      <w:proofErr w:type="spellStart"/>
+      <w:r>
+        <w:t>verumonatum</w:t>
+      </w:r>
+      <w:proofErr w:type="spellEnd"/>
+      <w:r>
+        <w:t xml:space="preserve"> of urethral ridge</w:t>
+      </w:r>
+    </w:p>
+    <w:p>
+      <w:r>
+        <w:t>[CLINICAL]</w:t>
+      </w:r>
+      <w:r>
+        <w:t>Retrograde ejaculation</w:t>
+      </w:r>
+    </w:p>
+    <w:p>
+      <w:pPr>
+        <w:pStyle w:val="ListParagraph"/>
+        <w:numPr>
+          <w:ilvl w:val="0"/>
+          <w:numId w:val="3"/>
+        </w:numPr>
+      </w:pPr>
+      <w:r>
+        <w:t xml:space="preserve">Smooth muscle of the prostatic urethra prevents the retrograde ejaculation </w:t>
+      </w:r>
+    </w:p>
+    <w:p>
+      <w:pPr>
+        <w:pStyle w:val="ListParagraph"/>
+        <w:numPr>
+          <w:ilvl w:val="0"/>
+          <w:numId w:val="3"/>
+        </w:numPr>
+      </w:pPr>
+      <w:r>
+        <w:t xml:space="preserve">There is no mechanism detailed in the ejaculatory duct preventing retrograde ejaculation. </w:t>
+      </w:r>
+    </w:p>
+    <w:p>
+      <w:pPr>
+        <w:pStyle w:val="ListParagraph"/>
+        <w:numPr>
+          <w:ilvl w:val="0"/>
+          <w:numId w:val="3"/>
+        </w:numPr>
+      </w:pPr>
+      <w:r>
+        <w:t>Curvy shape of the ejaculatory duct, aided (possibly by) a fold of mucosa, acting as valve, may be additional factors preventing retrograde ejaculation.</w:t>
+      </w:r>
+    </w:p>
+    <w:p/>
     <w:p/>
     <w:sectPr>
       <w:pgSz w:w="11906" w:h="16838"/>
@@ -646,11 +652,127 @@
       </w:rPr>
     </w:lvl>
   </w:abstractNum>
+  <w:abstractNum w:abstractNumId="2" w15:restartNumberingAfterBreak="0">
+    <w:nsid w:val="53A35FF1"/>
+    <w:multiLevelType w:val="hybridMultilevel"/>
+    <w:tmpl w:val="EFCE3FF2"/>
+    <w:lvl w:ilvl="0" w:tplc="40090001">
+      <w:start w:val="1"/>
+      <w:numFmt w:val="bullet"/>
+      <w:lvlText w:val=""/>
+      <w:lvlJc w:val="left"/>
+      <w:pPr>
+        <w:ind w:left="720" w:hanging="360"/>
+      </w:pPr>
+      <w:rPr>
+        <w:rFonts w:ascii="Symbol" w:hAnsi="Symbol" w:hint="default"/>
+      </w:rPr>
+    </w:lvl>
+    <w:lvl w:ilvl="1" w:tplc="40090003" w:tentative="1">
+      <w:start w:val="1"/>
+      <w:numFmt w:val="bullet"/>
+      <w:lvlText w:val="o"/>
+      <w:lvlJc w:val="left"/>
+      <w:pPr>
+        <w:ind w:left="1440" w:hanging="360"/>
+      </w:pPr>
+      <w:rPr>
+        <w:rFonts w:ascii="Courier New" w:hAnsi="Courier New" w:cs="Courier New" w:hint="default"/>
+      </w:rPr>
+    </w:lvl>
+    <w:lvl w:ilvl="2" w:tplc="40090005" w:tentative="1">
+      <w:start w:val="1"/>
+      <w:numFmt w:val="bullet"/>
+      <w:lvlText w:val=""/>
+      <w:lvlJc w:val="left"/>
+      <w:pPr>
+        <w:ind w:left="2160" w:hanging="360"/>
+      </w:pPr>
+      <w:rPr>
+        <w:rFonts w:ascii="Wingdings" w:hAnsi="Wingdings" w:hint="default"/>
+      </w:rPr>
+    </w:lvl>
+    <w:lvl w:ilvl="3" w:tplc="40090001" w:tentative="1">
+      <w:start w:val="1"/>
+      <w:numFmt w:val="bullet"/>
+      <w:lvlText w:val=""/>
+      <w:lvlJc w:val="left"/>
+      <w:pPr>
+        <w:ind w:left="2880" w:hanging="360"/>
+      </w:pPr>
+      <w:rPr>
+        <w:rFonts w:ascii="Symbol" w:hAnsi="Symbol" w:hint="default"/>
+      </w:rPr>
+    </w:lvl>
+    <w:lvl w:ilvl="4" w:tplc="40090003" w:tentative="1">
+      <w:start w:val="1"/>
+      <w:numFmt w:val="bullet"/>
+      <w:lvlText w:val="o"/>
+      <w:lvlJc w:val="left"/>
+      <w:pPr>
+        <w:ind w:left="3600" w:hanging="360"/>
+      </w:pPr>
+      <w:rPr>
+        <w:rFonts w:ascii="Courier New" w:hAnsi="Courier New" w:cs="Courier New" w:hint="default"/>
+      </w:rPr>
+    </w:lvl>
+    <w:lvl w:ilvl="5" w:tplc="40090005" w:tentative="1">
+      <w:start w:val="1"/>
+      <w:numFmt w:val="bullet"/>
+      <w:lvlText w:val=""/>
+      <w:lvlJc w:val="left"/>
+      <w:pPr>
+        <w:ind w:left="4320" w:hanging="360"/>
+      </w:pPr>
+      <w:rPr>
+        <w:rFonts w:ascii="Wingdings" w:hAnsi="Wingdings" w:hint="default"/>
+      </w:rPr>
+    </w:lvl>
+    <w:lvl w:ilvl="6" w:tplc="40090001" w:tentative="1">
+      <w:start w:val="1"/>
+      <w:numFmt w:val="bullet"/>
+      <w:lvlText w:val=""/>
+      <w:lvlJc w:val="left"/>
+      <w:pPr>
+        <w:ind w:left="5040" w:hanging="360"/>
+      </w:pPr>
+      <w:rPr>
+        <w:rFonts w:ascii="Symbol" w:hAnsi="Symbol" w:hint="default"/>
+      </w:rPr>
+    </w:lvl>
+    <w:lvl w:ilvl="7" w:tplc="40090003" w:tentative="1">
+      <w:start w:val="1"/>
+      <w:numFmt w:val="bullet"/>
+      <w:lvlText w:val="o"/>
+      <w:lvlJc w:val="left"/>
+      <w:pPr>
+        <w:ind w:left="5760" w:hanging="360"/>
+      </w:pPr>
+      <w:rPr>
+        <w:rFonts w:ascii="Courier New" w:hAnsi="Courier New" w:cs="Courier New" w:hint="default"/>
+      </w:rPr>
+    </w:lvl>
+    <w:lvl w:ilvl="8" w:tplc="40090005" w:tentative="1">
+      <w:start w:val="1"/>
+      <w:numFmt w:val="bullet"/>
+      <w:lvlText w:val=""/>
+      <w:lvlJc w:val="left"/>
+      <w:pPr>
+        <w:ind w:left="6480" w:hanging="360"/>
+      </w:pPr>
+      <w:rPr>
+        <w:rFonts w:ascii="Wingdings" w:hAnsi="Wingdings" w:hint="default"/>
+      </w:rPr>
+    </w:lvl>
+  </w:abstractNum>
   <w:num w:numId="1" w16cid:durableId="1053964752">
     <w:abstractNumId w:val="1"/>
   </w:num>
   <w:num w:numId="2" w16cid:durableId="1358193520">
     <w:abstractNumId w:val="0"/>
+  </w:num>
+  <w:num w:numId="3" w16cid:durableId="1717583420">
+    <w:abstractNumId w:val="2"/>
   </w:num>
 </w:numbering>
 </file>
@@ -1256,6 +1378,7 @@
   <w:style w:type="character" w:default="1" w:styleId="DefaultParagraphFont">
     <w:name w:val="Default Paragraph Font"/>
     <w:uiPriority w:val="1"/>
+    <w:semiHidden/>
     <w:unhideWhenUsed/>
   </w:style>
   <w:style w:type="table" w:default="1" w:styleId="TableNormal">
